--- a/res/programmes/Ingenierie-des-donnees-avec-Spark-et-Kafka-33h.docx
+++ b/res/programmes/Ingenierie-des-donnees-avec-Spark-et-Kafka-33h.docx
@@ -198,7 +198,7 @@
         <w:pStyle w:val="ProgBody"/>
       </w:pPr>
       <w:r>
-        <w:t>Ce programme apprend aux participants à construire des pipelines de données par lots et en flux avec des outils open source. Ils voient comment le traitement des données massives est passé de HDFS et MapReduce au stockage objet et au lakehouse, traitent les données avec les DataFrames et Spark SQL, les stockent dans des tables Delta Lake et Apache Iceberg, et optimisent les jobs Spark. Ils exploitent ensuite Kafka en mode KRaft, traitent des flux d’événements avec Spark Structured Streaming, intègrent des systèmes avec Kafka Connect et Schema Registry, et planifient et contrôlent les pipelines avec Airflow et des tests de qualité des données. Chaque chapitre se termine par un TP sur une pile locale, et le programme s’achève par un projet final : une analyse des commandes en temps réel, construite et présentée par chaque équipe.</w:t>
+        <w:t>Ce programme apprend aux participants à construire des pipelines de données par lots et en flux avec des outils open source et Confluent Schema Registry. Ils voient comment le traitement des données massives est passé de HDFS et MapReduce au stockage objet et au lakehouse, traitent les données avec les DataFrames et Spark SQL, les stockent dans des tables Delta Lake et Apache Iceberg, et optimisent les jobs Spark. Ils exploitent ensuite Kafka en mode KRaft, traitent des flux d’événements avec Spark Structured Streaming, intègrent des systèmes avec Kafka Connect et Schema Registry, et planifient et contrôlent les pipelines avec Airflow et des tests de qualité des données. Chaque chapitre se termine par un TP sur une pile locale, et le programme s’achève par un projet final : une analyse des commandes en temps réel, construite et présentée par chaque équipe.</w:t>
       </w:r>
     </w:p>
     <w:p>
@@ -710,7 +710,7 @@
               <w:pStyle w:val="ProgTableText"/>
             </w:pPr>
             <w:r>
-              <w:t>Python pour la data science (cours), ou équivalent : Python, pandas et SQL. Ces notions sont utilisées, pas enseignées</w:t>
+              <w:t>Python, pandas et SQL (cours : Python pour la data science), ou équivalent. Ces notions sont utilisées, pas enseignées</w:t>
             </w:r>
           </w:p>
         </w:tc>
@@ -794,7 +794,7 @@
               <w:pStyle w:val="ProgTableText"/>
             </w:pPr>
             <w:r>
-              <w:t>En local : un portable par participant (16 Go de RAM minimum, Docker, VS Code, Jupyter) avec une pile Docker Compose préparée par le formateur : Spark, Kafka en mode KRaft, Schema Registry, Kafka Connect, Airflow et le stockage objet MinIO ; ni compte cloud ni coût</w:t>
+              <w:t>En local : un portable par participant (16 Go de RAM minimum, Docker, VS Code, Jupyter) avec une pile Docker Compose préparée par le formateur : Spark, Kafka 4 (KRaft), Schema Registry, Kafka Connect, Airflow 3, MinIO et un catalogue REST Iceberg, services démarrés par phase ; ni compte cloud ni coût</w:t>
             </w:r>
           </w:p>
         </w:tc>
@@ -1190,7 +1190,7 @@
         <w:pStyle w:val="ProgIntro"/>
       </w:pPr>
       <w:r>
-        <w:t>Les participants stockent les résultats dans des formats de tables ouverts qui apportent transactions, voyage dans le temps et évolution du schéma au stockage objet, puis accélèrent les jobs Spark avec le partitionnement, le cache, les bonnes jointures et l’exécution adaptative des requêtes, en lisant l’interface Spark pour trouver le goulot d’étranglement. TP validé : une table Delta ou Iceberg mise à jour par un merge et relue dans une version antérieure, et un job lent rendu mesurablement plus rapide.</w:t>
+        <w:t>Les participants stockent les résultats dans des formats de tables ouverts qui apportent transactions, voyage dans le temps et évolution du schéma au stockage objet, puis accélèrent les jobs Spark avec le partitionnement, le cache, les bonnes jointures et l’exécution adaptative des requêtes, en lisant l’interface web Spark (Spark UI) pour trouver le goulot d’étranglement. TP validé : une table Delta ou Iceberg mise à jour par un merge et relue dans une version antérieure, et un job lent rendu mesurablement plus rapide.</w:t>
       </w:r>
     </w:p>
     <w:tbl>
@@ -1379,7 +1379,7 @@
               <w:pStyle w:val="ProgTableText"/>
             </w:pPr>
             <w:r>
-              <w:t>Partitionnement, cache, jointures, exécution adaptative des requêtes, interface Spark</w:t>
+              <w:t>Partitionnement, cache, jointures, exécution adaptative des requêtes, interface web Spark (Spark UI)</w:t>
             </w:r>
           </w:p>
         </w:tc>
@@ -2001,7 +2001,7 @@
               <w:pStyle w:val="ProgTableText"/>
             </w:pPr>
             <w:r>
-              <w:t>Un job batch quotidien planifié par Airflow, des contrôles de qualité des données, un tableau de bord et une courte note de conception</w:t>
+              <w:t>Un traitement par lots quotidien planifié par Airflow, des contrôles de qualité des données, un tableau de bord dans un notebook Jupyter et une courte note de conception</w:t>
             </w:r>
           </w:p>
         </w:tc>
@@ -2126,7 +2126,7 @@
         <w:pStyle w:val="ProgBoxText"/>
       </w:pPr>
       <w:r>
-        <w:t>Des événements de commande produits dans Kafka avec un schéma enregistré, agrégés par Spark Structured Streaming dans des tables Delta ou Iceberg, complétés par un job batch quotidien planifié dans Airflow, vérifiés par des tests de qualité des données et affichés sur un tableau de bord.</w:t>
+        <w:t>Des événements de commande produits dans Kafka avec un schéma enregistré, agrégés par Spark Structured Streaming dans des tables Delta ou Iceberg, complétés par un traitement par lots quotidien planifié dans Airflow, vérifiés par des tests de qualité des données et affichés sur un tableau de bord.</w:t>
       </w:r>
     </w:p>
     <w:p>
@@ -2140,7 +2140,7 @@
         <w:t>Outils</w:t>
       </w:r>
       <w:r>
-        <w:t xml:space="preserve">  Apache Kafka (KRaft), Schema Registry, Apache Spark (Structured Streaming, Spark SQL), Delta Lake ou Apache Iceberg, MinIO, Apache Airflow, Python</w:t>
+        <w:t xml:space="preserve">  Apache Kafka (KRaft), Schema Registry, Apache Spark (Structured Streaming, Spark SQL), Delta Lake ou Apache Iceberg, MinIO, Apache Airflow, Python, Jupyter</w:t>
       </w:r>
     </w:p>
     <w:p>

--- a/res/programmes/Ingenierie-des-donnees-avec-Spark-et-Kafka-33h.docx
+++ b/res/programmes/Ingenierie-des-donnees-avec-Spark-et-Kafka-33h.docx
@@ -32,7 +32,13 @@
                     <pic:cNvPicPr/>
                   </pic:nvPicPr>
                   <pic:blipFill>
-                    <a:blip r:embed="rId12"/>
+                    <a:blip r:embed="rId12">
+                      <a:extLst>
+                        <a:ext uri="{96DAC541-7B7A-43D3-8B79-37D633B846F1}">
+                          <asvg:svgBlip xmlns:asvg="http://schemas.microsoft.com/office/drawing/2016/SVG/main" r:embed="rId13"/>
+                        </a:ext>
+                      </a:extLst>
+                    </a:blip>
                     <a:stretch>
                       <a:fillRect/>
                     </a:stretch>
@@ -118,7 +124,7 @@
             <w:r>
               <w:drawing>
                 <wp:inline xmlns:a="http://schemas.openxmlformats.org/drawingml/2006/main" xmlns:pic="http://schemas.openxmlformats.org/drawingml/2006/picture">
-                  <wp:extent cx="516649" cy="486000"/>
+                  <wp:extent cx="516563" cy="486000"/>
                   <wp:docPr id="901" name="Picture 901"/>
                   <wp:cNvGraphicFramePr>
                     <a:graphicFrameLocks noChangeAspect="1"/>
@@ -131,7 +137,13 @@
                           <pic:cNvPicPr/>
                         </pic:nvPicPr>
                         <pic:blipFill>
-                          <a:blip r:embed="rId13"/>
+                          <a:blip r:embed="rId14">
+                            <a:extLst>
+                              <a:ext uri="{96DAC541-7B7A-43D3-8B79-37D633B846F1}">
+                                <asvg:svgBlip xmlns:asvg="http://schemas.microsoft.com/office/drawing/2016/SVG/main" r:embed="rId15"/>
+                              </a:ext>
+                            </a:extLst>
+                          </a:blip>
                           <a:stretch>
                             <a:fillRect/>
                           </a:stretch>
@@ -139,7 +151,7 @@
                         <pic:spPr>
                           <a:xfrm>
                             <a:off x="0" y="0"/>
-                            <a:ext cx="516649" cy="486000"/>
+                            <a:ext cx="516563" cy="486000"/>
                           </a:xfrm>
                           <a:prstGeom prst="rect"/>
                         </pic:spPr>
@@ -2181,7 +2193,7 @@
     <w:r>
       <w:drawing>
         <wp:inline xmlns:a="http://schemas.openxmlformats.org/drawingml/2006/main" xmlns:pic="http://schemas.openxmlformats.org/drawingml/2006/picture">
-          <wp:extent cx="114811" cy="108000"/>
+          <wp:extent cx="114792" cy="108000"/>
           <wp:docPr id="1" name="Picture 1"/>
           <wp:cNvGraphicFramePr>
             <a:graphicFrameLocks noChangeAspect="1"/>
@@ -2194,7 +2206,13 @@
                   <pic:cNvPicPr/>
                 </pic:nvPicPr>
                 <pic:blipFill>
-                  <a:blip r:embed="rId1"/>
+                  <a:blip r:embed="rId1">
+                    <a:extLst>
+                      <a:ext uri="{96DAC541-7B7A-43D3-8B79-37D633B846F1}">
+                        <asvg:svgBlip xmlns:asvg="http://schemas.microsoft.com/office/drawing/2016/SVG/main" r:embed="rId2"/>
+                      </a:ext>
+                    </a:extLst>
+                  </a:blip>
                   <a:stretch>
                     <a:fillRect/>
                   </a:stretch>
@@ -2202,7 +2220,7 @@
                 <pic:spPr>
                   <a:xfrm>
                     <a:off x="0" y="0"/>
-                    <a:ext cx="114811" cy="108000"/>
+                    <a:ext cx="114792" cy="108000"/>
                   </a:xfrm>
                   <a:prstGeom prst="rect"/>
                 </pic:spPr>
